--- a/2026/06. Juli/149. Tagesbericht.docx
+++ b/2026/06. Juli/149. Tagesbericht.docx
@@ -474,30 +474,8 @@
               <w:rPr>
                 <w:sz w:val="20"/>
               </w:rPr>
-              <w:t xml:space="preserve"> und Ethernet </w:t>
-            </w:r>
-            <w:proofErr w:type="spellStart"/>
-            <w:r>
-              <w:rPr>
-                <w:sz w:val="20"/>
-              </w:rPr>
-              <w:t>gepatched</w:t>
-            </w:r>
-            <w:proofErr w:type="spellEnd"/>
-            <w:r>
-              <w:rPr>
-                <w:sz w:val="20"/>
-              </w:rPr>
-              <w:t xml:space="preserve"> und </w:t>
-            </w:r>
-            <w:proofErr w:type="spellStart"/>
-            <w:r>
-              <w:rPr>
-                <w:sz w:val="20"/>
-              </w:rPr>
-              <w:t>entpatched</w:t>
-            </w:r>
-            <w:proofErr w:type="spellEnd"/>
+              <w:t xml:space="preserve"> und Ethernet gepatched und entpatched</w:t>
+            </w:r>
           </w:p>
           <w:p>
             <w:pPr>
@@ -530,19 +508,11 @@
                 <w:sz w:val="20"/>
               </w:rPr>
             </w:pPr>
-            <w:proofErr w:type="spellStart"/>
-            <w:r>
-              <w:rPr>
-                <w:sz w:val="20"/>
-              </w:rPr>
-              <w:t>FortiClient</w:t>
-            </w:r>
-            <w:proofErr w:type="spellEnd"/>
-            <w:r>
-              <w:rPr>
-                <w:sz w:val="20"/>
-              </w:rPr>
-              <w:t xml:space="preserve"> Updates und Windows Updates durchgefü</w:t>
+            <w:r>
+              <w:rPr>
+                <w:sz w:val="20"/>
+              </w:rPr>
+              <w:t>FortiClient Updates und Windows Updates durchgefü</w:t>
             </w:r>
             <w:r>
               <w:rPr>
@@ -655,19 +625,11 @@
                 <w:sz w:val="20"/>
               </w:rPr>
             </w:pPr>
-            <w:proofErr w:type="spellStart"/>
-            <w:r>
-              <w:rPr>
-                <w:sz w:val="20"/>
-              </w:rPr>
-              <w:t>Git</w:t>
-            </w:r>
-            <w:proofErr w:type="spellEnd"/>
-            <w:r>
-              <w:rPr>
-                <w:sz w:val="20"/>
-              </w:rPr>
-              <w:t xml:space="preserve"> neuste </w:t>
+            <w:r>
+              <w:rPr>
+                <w:sz w:val="20"/>
+              </w:rPr>
+              <w:t xml:space="preserve">Git neuste </w:t>
             </w:r>
             <w:r>
               <w:rPr>
@@ -679,7 +641,108 @@
               <w:rPr>
                 <w:sz w:val="20"/>
               </w:rPr>
-              <w:t xml:space="preserve"> installiert und für Unternehmen bereit gestellt</w:t>
+              <w:t xml:space="preserve"> installiert und für Unternehmen </w:t>
+            </w:r>
+            <w:r>
+              <w:rPr>
+                <w:sz w:val="20"/>
+              </w:rPr>
+              <w:t>bereitgestellt</w:t>
+            </w:r>
+          </w:p>
+          <w:p>
+            <w:pPr>
+              <w:pStyle w:val="Listenabsatz"/>
+              <w:numPr>
+                <w:ilvl w:val="0"/>
+                <w:numId w:val="6"/>
+              </w:numPr>
+              <w:spacing w:line="260" w:lineRule="exact"/>
+              <w:rPr>
+                <w:sz w:val="20"/>
+              </w:rPr>
+            </w:pPr>
+            <w:r>
+              <w:rPr>
+                <w:sz w:val="20"/>
+              </w:rPr>
+              <w:t>Arbeitsplatz umgezogen, Verkabelung verschönert und Ports gepatched</w:t>
+            </w:r>
+          </w:p>
+          <w:p>
+            <w:pPr>
+              <w:pStyle w:val="Listenabsatz"/>
+              <w:numPr>
+                <w:ilvl w:val="0"/>
+                <w:numId w:val="6"/>
+              </w:numPr>
+              <w:spacing w:line="260" w:lineRule="exact"/>
+              <w:rPr>
+                <w:sz w:val="20"/>
+              </w:rPr>
+            </w:pPr>
+            <w:r>
+              <w:rPr>
+                <w:sz w:val="20"/>
+              </w:rPr>
+              <w:t>Unterstützung bei Teams Cache löschen</w:t>
+            </w:r>
+          </w:p>
+          <w:p>
+            <w:pPr>
+              <w:pStyle w:val="Listenabsatz"/>
+              <w:numPr>
+                <w:ilvl w:val="0"/>
+                <w:numId w:val="6"/>
+              </w:numPr>
+              <w:spacing w:line="260" w:lineRule="exact"/>
+              <w:rPr>
+                <w:sz w:val="20"/>
+              </w:rPr>
+            </w:pPr>
+            <w:r>
+              <w:rPr>
+                <w:sz w:val="20"/>
+              </w:rPr>
+              <w:t>Teilnahme an einer 30min Präsentation über den jetzigen Stand im Unternehmen</w:t>
+            </w:r>
+          </w:p>
+          <w:p>
+            <w:pPr>
+              <w:pStyle w:val="Listenabsatz"/>
+              <w:numPr>
+                <w:ilvl w:val="0"/>
+                <w:numId w:val="6"/>
+              </w:numPr>
+              <w:spacing w:line="260" w:lineRule="exact"/>
+              <w:rPr>
+                <w:sz w:val="20"/>
+              </w:rPr>
+            </w:pPr>
+            <w:r>
+              <w:rPr>
+                <w:sz w:val="20"/>
+              </w:rPr>
+              <w:t>Bestellung erstellt über Dell Webseite</w:t>
+            </w:r>
+          </w:p>
+          <w:p>
+            <w:pPr>
+              <w:pStyle w:val="Listenabsatz"/>
+              <w:numPr>
+                <w:ilvl w:val="0"/>
+                <w:numId w:val="6"/>
+              </w:numPr>
+              <w:spacing w:line="260" w:lineRule="exact"/>
+              <w:rPr>
+                <w:sz w:val="20"/>
+              </w:rPr>
+            </w:pPr>
+            <w:r>
+              <w:rPr>
+                <w:sz w:val="20"/>
+              </w:rPr>
+              <w:t>Backup Server umgezogen</w:t>
             </w:r>
           </w:p>
         </w:tc>
@@ -701,6 +764,49 @@
                 <w:szCs w:val="22"/>
               </w:rPr>
             </w:pPr>
+          </w:p>
+          <w:p>
+            <w:pPr>
+              <w:spacing w:line="260" w:lineRule="exact"/>
+              <w:rPr>
+                <w:sz w:val="22"/>
+                <w:szCs w:val="22"/>
+              </w:rPr>
+            </w:pPr>
+          </w:p>
+          <w:p>
+            <w:pPr>
+              <w:spacing w:line="260" w:lineRule="exact"/>
+              <w:rPr>
+                <w:sz w:val="22"/>
+                <w:szCs w:val="22"/>
+              </w:rPr>
+            </w:pPr>
+          </w:p>
+          <w:p>
+            <w:pPr>
+              <w:spacing w:line="260" w:lineRule="exact"/>
+              <w:rPr>
+                <w:sz w:val="22"/>
+                <w:szCs w:val="22"/>
+              </w:rPr>
+            </w:pPr>
+          </w:p>
+          <w:p>
+            <w:pPr>
+              <w:spacing w:line="260" w:lineRule="exact"/>
+              <w:rPr>
+                <w:sz w:val="22"/>
+                <w:szCs w:val="22"/>
+              </w:rPr>
+            </w:pPr>
+            <w:r>
+              <w:rPr>
+                <w:sz w:val="22"/>
+                <w:szCs w:val="22"/>
+              </w:rPr>
+              <w:t>8</w:t>
+            </w:r>
           </w:p>
         </w:tc>
       </w:tr>
@@ -757,6 +863,111 @@
                 <w:sz w:val="20"/>
               </w:rPr>
             </w:pPr>
+            <w:r>
+              <w:rPr>
+                <w:sz w:val="20"/>
+              </w:rPr>
+              <w:t>Diverse Hardware entsorgt</w:t>
+            </w:r>
+          </w:p>
+          <w:p>
+            <w:pPr>
+              <w:pStyle w:val="Listenabsatz"/>
+              <w:numPr>
+                <w:ilvl w:val="0"/>
+                <w:numId w:val="6"/>
+              </w:numPr>
+              <w:spacing w:line="260" w:lineRule="exact"/>
+              <w:rPr>
+                <w:sz w:val="20"/>
+              </w:rPr>
+            </w:pPr>
+            <w:r>
+              <w:rPr>
+                <w:sz w:val="20"/>
+              </w:rPr>
+              <w:t>IHK</w:t>
+            </w:r>
+            <w:r>
+              <w:rPr>
+                <w:sz w:val="20"/>
+              </w:rPr>
+              <w:t>-</w:t>
+            </w:r>
+            <w:r>
+              <w:rPr>
+                <w:sz w:val="20"/>
+              </w:rPr>
+              <w:t xml:space="preserve">Gespräch </w:t>
+            </w:r>
+            <w:r>
+              <w:rPr>
+                <w:sz w:val="20"/>
+              </w:rPr>
+              <w:t>simuliert</w:t>
+            </w:r>
+            <w:r>
+              <w:rPr>
+                <w:sz w:val="20"/>
+              </w:rPr>
+              <w:t xml:space="preserve"> </w:t>
+            </w:r>
+          </w:p>
+          <w:p>
+            <w:pPr>
+              <w:pStyle w:val="Listenabsatz"/>
+              <w:numPr>
+                <w:ilvl w:val="0"/>
+                <w:numId w:val="6"/>
+              </w:numPr>
+              <w:spacing w:line="260" w:lineRule="exact"/>
+              <w:rPr>
+                <w:sz w:val="20"/>
+              </w:rPr>
+            </w:pPr>
+            <w:r>
+              <w:rPr>
+                <w:sz w:val="20"/>
+              </w:rPr>
+              <w:t>Projektor</w:t>
+            </w:r>
+            <w:r>
+              <w:rPr>
+                <w:sz w:val="20"/>
+              </w:rPr>
+              <w:t xml:space="preserve"> </w:t>
+            </w:r>
+            <w:r>
+              <w:rPr>
+                <w:sz w:val="20"/>
+              </w:rPr>
+              <w:t xml:space="preserve">nach Funktion </w:t>
+            </w:r>
+            <w:r>
+              <w:rPr>
+                <w:sz w:val="20"/>
+              </w:rPr>
+              <w:t>getestet</w:t>
+            </w:r>
+          </w:p>
+          <w:p>
+            <w:pPr>
+              <w:pStyle w:val="Listenabsatz"/>
+              <w:numPr>
+                <w:ilvl w:val="0"/>
+                <w:numId w:val="6"/>
+              </w:numPr>
+              <w:spacing w:line="260" w:lineRule="exact"/>
+              <w:rPr>
+                <w:sz w:val="20"/>
+              </w:rPr>
+            </w:pPr>
+            <w:r>
+              <w:rPr>
+                <w:sz w:val="20"/>
+              </w:rPr>
+              <w:t>Auf VM neue VPN-Version installiert und neue Profile hinzugefügt</w:t>
+            </w:r>
           </w:p>
         </w:tc>
         <w:tc>
@@ -777,6 +988,22 @@
                 <w:szCs w:val="22"/>
               </w:rPr>
             </w:pPr>
+          </w:p>
+          <w:p>
+            <w:pPr>
+              <w:spacing w:line="260" w:lineRule="exact"/>
+              <w:rPr>
+                <w:sz w:val="22"/>
+                <w:szCs w:val="22"/>
+              </w:rPr>
+            </w:pPr>
+            <w:r>
+              <w:rPr>
+                <w:sz w:val="22"/>
+                <w:szCs w:val="22"/>
+              </w:rPr>
+              <w:t>8</w:t>
+            </w:r>
           </w:p>
         </w:tc>
       </w:tr>
@@ -833,6 +1060,31 @@
                 <w:sz w:val="20"/>
               </w:rPr>
             </w:pPr>
+            <w:r>
+              <w:rPr>
+                <w:sz w:val="20"/>
+              </w:rPr>
+              <w:t>SharePoint Ordner Berechtigung</w:t>
+            </w:r>
+          </w:p>
+          <w:p>
+            <w:pPr>
+              <w:pStyle w:val="Listenabsatz"/>
+              <w:numPr>
+                <w:ilvl w:val="0"/>
+                <w:numId w:val="6"/>
+              </w:numPr>
+              <w:spacing w:line="260" w:lineRule="exact"/>
+              <w:rPr>
+                <w:sz w:val="20"/>
+              </w:rPr>
+            </w:pPr>
+            <w:r>
+              <w:rPr>
+                <w:sz w:val="20"/>
+              </w:rPr>
+              <w:t>Bundes Agentur für Arbeit</w:t>
+            </w:r>
           </w:p>
         </w:tc>
         <w:tc>
@@ -1502,7 +1754,7 @@
           <w:sz w:val="18"/>
           <w:szCs w:val="18"/>
         </w:rPr>
-        <w:t>01.07.2026</w:t>
+        <w:t>03.07.2026</w:t>
       </w:r>
       <w:r>
         <w:rPr>
@@ -1594,7 +1846,7 @@
           <w:sz w:val="18"/>
           <w:szCs w:val="18"/>
         </w:rPr>
-        <w:t>01.07.2026</w:t>
+        <w:t>03.07.2026</w:t>
       </w:r>
       <w:r>
         <w:rPr>
